--- a/aura-documents/output/word/05-client-forms/04-general-wellness-consent-release.docx
+++ b/aura-documents/output/word/05-client-forms/04-general-wellness-consent-release.docx
@@ -30,7 +30,7 @@
           <w:color w:val="7A6753"/>
           <w:sz w:val="16"/>
         </w:rPr>
-        <w:t xml:space="preserve">Document No. AUR-FRM-04 · Version 0.1 (Draft) · Owner: General Manager · Effective: </w:t>
+        <w:t xml:space="preserve">Document No. AUR-FRM-04 · Version 0.2 (Draft) · Owner: General Manager · Effective: </w:t>
       </w:r>
       <w:r>
         <w:rPr>
@@ -158,7 +158,7 @@
           <w:color w:val="4A3A2C"/>
           <w:sz w:val="20"/>
         </w:rPr>
-        <w:t>The Aura offers wellness services designed to support how you feel and function, using Elevé Health equipment and guided practices. These include whole-body cryotherapy, red-light bed, infrared sauna, hyperbaric oxygen, IV nutrient therapy, float and sensory reset, compression recovery, dry float bed, salt cabin, cold plunge and guided breathwork.</w:t>
+        <w:t>The Aura offers wellness services designed to support how you feel and function, using Elevé Health equipment and guided practices. These include whole-body cryotherapy, red-light bed, infrared sauna, hyperbaric oxygen, dry float bed, salt cabin, cold plunge, compression recovery, guided breathwork and sound healing, and a first-visit consultation with one of our Healers.</w:t>
       </w:r>
     </w:p>
     <w:p>
@@ -187,7 +187,7 @@
           <w:color w:val="4A3A2C"/>
           <w:sz w:val="20"/>
         </w:rPr>
-        <w:t>Our services are not a substitute for medical care. They are not intended to diagnose, treat, cure or prevent any disease. Hosts are not doctors and do not give medical advice.</w:t>
+        <w:t>Our services are not a substitute for medical care. They are not intended to diagnose, treat, cure or prevent any disease. Hosts and Healers are not doctors and do not give medical advice. The Healer consultation is a holistic, non-medical conversation to identify the core issue and design a personalised package; it is not a medical diagnosis.</w:t>
       </w:r>
     </w:p>
     <w:p>
@@ -216,7 +216,27 @@
           <w:color w:val="4A3A2C"/>
           <w:sz w:val="20"/>
         </w:rPr>
-        <w:t>IV nutrient therapy is administered only by licensed clinicians. IV therapy and hyperbaric oxygen are subject to Dubai Health Authority (DHA) requirements and their own consent forms.</w:t>
+        <w:t xml:space="preserve">No medical treatments are offered at launch. Hyperbaric oxygen is offered as a non-medical wellness session </w:t>
+      </w:r>
+      <w:r>
+        <w:rPr>
+          <w:rFonts w:ascii="Jost" w:hAnsi="Jost" w:cs="Jost" w:eastAsia="Jost"/>
+          <w:b w:val="0"/>
+          <w:i w:val="0"/>
+          <w:color w:val="A6754C"/>
+          <w:sz w:val="20"/>
+        </w:rPr>
+        <w:t>[confirm licensing requirements for hyperbaric with DHA / licensing authority]</w:t>
+      </w:r>
+      <w:r>
+        <w:rPr>
+          <w:rFonts w:ascii="Jost" w:hAnsi="Jost" w:cs="Jost" w:eastAsia="Jost"/>
+          <w:b w:val="0"/>
+          <w:i w:val="0"/>
+          <w:color w:val="4A3A2C"/>
+          <w:sz w:val="20"/>
+        </w:rPr>
+        <w:t xml:space="preserve"> and has its own consent form.</w:t>
       </w:r>
     </w:p>
     <w:p>
@@ -370,7 +390,7 @@
           <w:color w:val="4A3A2C"/>
           <w:sz w:val="20"/>
         </w:rPr>
-        <w:t>emotional release, anxiety or disorientation (float, breathwork and enclosed spaces)</w:t>
+        <w:t>emotional release, anxiety or disorientation (dry float, breathwork, sound healing and enclosed spaces)</w:t>
       </w:r>
     </w:p>
     <w:p>
@@ -576,7 +596,7 @@
           <w:color w:val="4A3A2C"/>
           <w:sz w:val="20"/>
         </w:rPr>
-        <w:t>obtain my doctor's clearance where my Host or the Clinical Lead asks for it</w:t>
+        <w:t>obtain my doctor's clearance where my Host, Healer or the General Manager asks for it</w:t>
       </w:r>
     </w:p>
     <w:p>
@@ -790,7 +810,7 @@
           <w:color w:val="4A3A2C"/>
           <w:sz w:val="20"/>
         </w:rPr>
-        <w:t>, its owners, officers, Hosts, clinicians and contractors, and Elevé Health as equipment supplier, from claims for injury, loss or damage arising from my participation, except where caused by their negligence, wilful misconduct, or any liability that cannot be excluded by law.</w:t>
+        <w:t>, its owners, officers, Hosts, Healers, facilitators and contractors, and Elevé Health as equipment supplier, from claims for injury, loss or damage arising from my participation, except where caused by their negligence, wilful misconduct, or any liability that cannot be excluded by law.</w:t>
       </w:r>
     </w:p>
     <w:p>
